--- a/server/templates/library/incident-management-and-reporting-policy/template.docx
+++ b/server/templates/library/incident-management-and-reporting-policy/template.docx
@@ -4322,7 +4322,7 @@
               <w:szCs w:val="16"/>
               <w:rtl w:val="0"/>
             </w:rPr>
-            <w:t>The Board of Spring 2 Health Pty Ltd</w:t>
+            <w:t>The Board of {org.legal_name}</w:t>
           </w:r>
           <w:r>
             <w:rPr>
@@ -4690,7 +4690,7 @@
         <w:szCs w:val="28"/>
         <w:rtl w:val="0"/>
       </w:rPr>
-      <w:t>Spring 2 Health ABN 71 665 820 986</w:t>
+      <w:t>{org.name} ABN {org.abn}</w:t>
     </w:r>
     <w:r>
       <w:rPr>

--- a/server/templates/library/incident-management-and-reporting-policy/template.docx
+++ b/server/templates/library/incident-management-and-reporting-policy/template.docx
@@ -4652,6 +4652,15 @@
 <w:hdr xmlns:mc="http://schemas.openxmlformats.org/markup-compatibility/2006" xmlns:o="urn:schemas-microsoft-com:office:office" xmlns:r="http://schemas.openxmlformats.org/officeDocument/2006/relationships" xmlns:m="http://schemas.openxmlformats.org/officeDocument/2006/math" xmlns:v="urn:schemas-microsoft-com:vml" xmlns:wp="http://schemas.openxmlformats.org/drawingml/2006/wordprocessingDrawing" xmlns:w10="urn:schemas-microsoft-com:office:word" xmlns:w="http://schemas.openxmlformats.org/wordprocessingml/2006/main" xmlns:wne="http://schemas.microsoft.com/office/word/2006/wordml" xmlns:sl="http://schemas.openxmlformats.org/schemaLibrary/2006/main" xmlns:a="http://schemas.openxmlformats.org/drawingml/2006/main" xmlns:pic="http://schemas.openxmlformats.org/drawingml/2006/picture" xmlns:c="http://schemas.openxmlformats.org/drawingml/2006/chart" xmlns:lc="http://schemas.openxmlformats.org/drawingml/2006/lockedCanvas" xmlns:dgm="http://schemas.openxmlformats.org/drawingml/2006/diagram" xmlns:wps="http://schemas.microsoft.com/office/word/2010/wordprocessingShape" xmlns:wpg="http://schemas.microsoft.com/office/word/2010/wordprocessingGroup" xmlns:w14="http://schemas.microsoft.com/office/word/2010/wordml" xmlns:w15="http://schemas.microsoft.com/office/word/2012/wordml">
   <w:p>
     <w:pPr>
+      <w:spacing w:before="0" w:after="80"/>
+      <w:jc w:val="left"/>
+    </w:pPr>
+    <w:r>
+      <w:t xml:space="preserve">{%org_logo}</w:t>
+    </w:r>
+  </w:p>
+  <w:p>
+    <w:pPr>
       <w:keepNext w:val="0"/>
       <w:keepLines w:val="0"/>
       <w:pageBreakBefore w:val="0"/>
@@ -4752,6 +4761,15 @@
 
 <file path=word/header2.xml><?xml version="1.0" encoding="utf-8"?>
 <w:hdr xmlns:mc="http://schemas.openxmlformats.org/markup-compatibility/2006" xmlns:o="urn:schemas-microsoft-com:office:office" xmlns:r="http://schemas.openxmlformats.org/officeDocument/2006/relationships" xmlns:m="http://schemas.openxmlformats.org/officeDocument/2006/math" xmlns:v="urn:schemas-microsoft-com:vml" xmlns:wp="http://schemas.openxmlformats.org/drawingml/2006/wordprocessingDrawing" xmlns:w10="urn:schemas-microsoft-com:office:word" xmlns:w="http://schemas.openxmlformats.org/wordprocessingml/2006/main" xmlns:wne="http://schemas.microsoft.com/office/word/2006/wordml" xmlns:sl="http://schemas.openxmlformats.org/schemaLibrary/2006/main" xmlns:a="http://schemas.openxmlformats.org/drawingml/2006/main" xmlns:pic="http://schemas.openxmlformats.org/drawingml/2006/picture" xmlns:c="http://schemas.openxmlformats.org/drawingml/2006/chart" xmlns:lc="http://schemas.openxmlformats.org/drawingml/2006/lockedCanvas" xmlns:dgm="http://schemas.openxmlformats.org/drawingml/2006/diagram" xmlns:wps="http://schemas.microsoft.com/office/word/2010/wordprocessingShape" xmlns:wpg="http://schemas.microsoft.com/office/word/2010/wordprocessingGroup" xmlns:w14="http://schemas.microsoft.com/office/word/2010/wordml" xmlns:w15="http://schemas.microsoft.com/office/word/2012/wordml">
+  <w:p>
+    <w:pPr>
+      <w:spacing w:before="0" w:after="80"/>
+      <w:jc w:val="left"/>
+    </w:pPr>
+    <w:r>
+      <w:t xml:space="preserve">{%org_logo}</w:t>
+    </w:r>
+  </w:p>
   <w:p>
     <w:pPr>
       <w:keepNext w:val="0"/>

--- a/server/templates/library/incident-management-and-reporting-policy/template.docx
+++ b/server/templates/library/incident-management-and-reporting-policy/template.docx
@@ -1210,13 +1210,7 @@
         <w:rPr>
           <w:rtl w:val="0"/>
         </w:rPr>
-        <w:t>it demonstrates</w:t>
-      </w:r>
-      <w:r>
-        <w:rPr>
-          <w:rtl w:val="0"/>
-        </w:rPr>
-        <w:t xml:space="preserve"> continuous improvement in incident management by regular review of the Incident Management System (including this Policy), review of the causes, handling and outcomes of Incidents, seeking of Client and Worker views, and incorporation of feedback throughout the  organisation.</w:t>
+        <w:t xml:space="preserve">it demonstrates continuous improvement in incident management by regular review of the Incident Management System (including this Policy), review of the causes, handling and outcomes of Incidents, seeking of Client and Worker views, and incorporation of feedback throughout the  organisation.</w:t>
       </w:r>
     </w:p>
     <w:p>
@@ -4047,11 +4041,6 @@
         </w:rPr>
         <w:t>Legislation, Rules, Guidelines and Policies apply to this Policy and Related Documentation as set out in the Legislation Register.</w:t>
       </w:r>
-      <w:r>
-        <w:rPr>
-          <w:rtl w:val="0"/>
-        </w:rPr>
-      </w:r>
     </w:p>
     <w:p>
       <w:pPr>
@@ -4137,12 +4126,7 @@
         <w:rPr>
           <w:rtl w:val="0"/>
         </w:rPr>
-        <w:t>The Board of {org.legal_name}</w:t>
-      </w:r>
-      <w:r>
-        <w:rPr>
-          <w:rtl w:val="0"/>
-        </w:rPr>
+        <w:t>{org.signatory.name}, Director of {org.legal_name}</w:t>
       </w:r>
     </w:p>
     <w:p>
@@ -4222,11 +4206,6 @@
           <w:rtl w:val="0"/>
         </w:rPr>
         <w:t xml:space="preserve"> </w:t>
-      </w:r>
-      <w:r>
-        <w:rPr>
-          <w:rtl w:val="0"/>
-        </w:rPr>
       </w:r>
     </w:p>
     <w:sectPr>

--- a/server/templates/library/incident-management-and-reporting-policy/template.docx
+++ b/server/templates/library/incident-management-and-reporting-policy/template.docx
@@ -1210,7 +1210,13 @@
         <w:rPr>
           <w:rtl w:val="0"/>
         </w:rPr>
-        <w:t xml:space="preserve">it demonstrates continuous improvement in incident management by regular review of the Incident Management System (including this Policy), review of the causes, handling and outcomes of Incidents, seeking of Client and Worker views, and incorporation of feedback throughout the  organisation.</w:t>
+        <w:t>it demonstrates</w:t>
+      </w:r>
+      <w:r>
+        <w:rPr>
+          <w:rtl w:val="0"/>
+        </w:rPr>
+        <w:t xml:space="preserve"> continuous improvement in incident management by regular review of the Incident Management System (including this Policy), review of the causes, handling and outcomes of Incidents, seeking of Client and Worker views, and incorporation of feedback throughout the  organisation.</w:t>
       </w:r>
     </w:p>
     <w:p>
@@ -4041,6 +4047,11 @@
         </w:rPr>
         <w:t>Legislation, Rules, Guidelines and Policies apply to this Policy and Related Documentation as set out in the Legislation Register.</w:t>
       </w:r>
+      <w:r>
+        <w:rPr>
+          <w:rtl w:val="0"/>
+        </w:rPr>
+      </w:r>
     </w:p>
     <w:p>
       <w:pPr>
@@ -4126,7 +4137,12 @@
         <w:rPr>
           <w:rtl w:val="0"/>
         </w:rPr>
-        <w:t>{org.signatory.name}, Director of {org.legal_name}</w:t>
+        <w:t>The Board of {org.legal_name}</w:t>
+      </w:r>
+      <w:r>
+        <w:rPr>
+          <w:rtl w:val="0"/>
+        </w:rPr>
       </w:r>
     </w:p>
     <w:p>
@@ -4206,6 +4222,11 @@
           <w:rtl w:val="0"/>
         </w:rPr>
         <w:t xml:space="preserve"> </w:t>
+      </w:r>
+      <w:r>
+        <w:rPr>
+          <w:rtl w:val="0"/>
+        </w:rPr>
       </w:r>
     </w:p>
     <w:sectPr>
